--- a/downloads/teacher/04 Units/Unit 02 - Individual Growth and Life Readiness - Me, My Goals, My Money/Vocabulary 02.docx
+++ b/downloads/teacher/04 Units/Unit 02 - Individual Growth and Life Readiness - Me, My Goals, My Money/Vocabulary 02.docx
@@ -28,7 +28,7 @@
         <w:rPr>
           <w:b/>
         </w:rPr>
-        <w:t xml:space="preserve">Translation status: [check with a native speaker].</w:t>
+        <w:t xml:space="preserve">Translation status.</w:t>
       </w:r>
       <w:r>
         <w:t xml:space="preserve"> </w:t>
@@ -96,7 +96,7 @@
         <w:pStyle w:val="BodyText"/>
       </w:pPr>
       <w:r>
-        <w:t xml:space="preserve">Two words appear twice on purpose.</w:t>
+        <w:t xml:space="preserve">One word appears twice on purpose.</w:t>
       </w:r>
       <w:r>
         <w:t xml:space="preserve"> </w:t>
@@ -147,9 +147,9 @@
       <w:pPr>
         <w:pStyle w:val="Heading2"/>
       </w:pPr>
-      <w:bookmarkStart w:id="21" w:name="the-table-check-with-a-native-speaker"/>
+      <w:bookmarkStart w:id="21" w:name="the-table"/>
       <w:r>
-        <w:t xml:space="preserve">The table [check with a native speaker]</w:t>
+        <w:t xml:space="preserve">The table</w:t>
       </w:r>
       <w:bookmarkEnd w:id="21"/>
     </w:p>
@@ -4575,24 +4575,6 @@
       </w:pPr>
       <w:r>
         <w:t xml:space="preserve">Print these on the back of the Investor Journal, the All About Me planner, and the share and feedback sheet.</w:t>
-      </w:r>
-      <w:r>
-        <w:t xml:space="preserve"> </w:t>
-      </w:r>
-      <w:r>
-        <w:rPr>
-          <w:rStyle w:val="TeacherNote"/>
-        </w:rPr>
-        <w:t xml:space="preserve">[Sal: swap in the Turkish and Portuguese starters from your Brentwood Fortune Street run if they read better than these.]</w:t>
-      </w:r>
-      <w:r>
-        <w:t xml:space="preserve"> </w:t>
-      </w:r>
-      <w:r>
-        <w:rPr>
-          <w:rStyle w:val="TeacherNote"/>
-        </w:rPr>
-        <w:t xml:space="preserve">[check with a native speaker]</w:t>
       </w:r>
     </w:p>
     <w:p>
@@ -5434,7 +5416,7 @@
               <w:jc w:val="left"/>
             </w:pPr>
             <w:r>
-              <w:t xml:space="preserve">My top three letters are</w:t>
+              <w:t xml:space="preserve">My two letters are</w:t>
             </w:r>
             <w:r>
               <w:t xml:space="preserve"> </w:t>
@@ -5465,7 +5447,7 @@
               <w:jc w:val="left"/>
             </w:pPr>
             <w:r>
-              <w:t xml:space="preserve">İlk üç harfim</w:t>
+              <w:t xml:space="preserve">İki harfim</w:t>
             </w:r>
             <w:r>
               <w:t xml:space="preserve"> </w:t>
@@ -5496,7 +5478,7 @@
               <w:jc w:val="left"/>
             </w:pPr>
             <w:r>
-              <w:t xml:space="preserve">Minhas três letras principais são</w:t>
+              <w:t xml:space="preserve">Minhas duas letras são</w:t>
             </w:r>
             <w:r>
               <w:t xml:space="preserve"> </w:t>
@@ -5527,7 +5509,7 @@
               <w:jc w:val="left"/>
             </w:pPr>
             <w:r>
-              <w:t xml:space="preserve">Mis tres letras principales son</w:t>
+              <w:t xml:space="preserve">Mis dos letras son</w:t>
             </w:r>
             <w:r>
               <w:t xml:space="preserve"> </w:t>
